--- a/public/evrak/ogretmenler-kurulu-tutanaklari/GNL-OKR-OKT-001_Sene_Basi_Ogretmenler_Kurulu_Cerceve_Tutanagi_2026-2027_v1.0.docx
+++ b/public/evrak/ogretmenler-kurulu-tutanaklari/GNL-OKR-OKT-001_Sene_Basi_Ogretmenler_Kurulu_Cerceve_Tutanagi_2026-2027_v1.0.docx
@@ -264,7 +264,7 @@
                 <w:i w:val="0"/>
                 <w:sz w:val="18"/>
               </w:rPr>
-              <w:t>• Bu belge, okulapp.org üzerinde yayımlanan GENEL TUTANAK ŞABLONU setinin parçasıdır (sürüm: 2026.09 (14.09.2026)). Resmî bir Bakanlık belgesi değildir; okulun şartlarına ve toplantıda gerçekten görüşülen hususlara göre uyarlanır. Metindeki mevzuat atıfları 28.08.2026 tarihi itibarıyla yürürlükteki hükümlere göre yazılmıştır; kullanmadan önce güncelliği kontrol ediniz. Lisans: CC BY 4.0 — kaynak gösterilerek kullanılabilir ve uyarlanabilir.</w:t>
+              <w:t>• Bu belge, okulapp.org üzerinde yayımlanan GENEL TUTANAK ŞABLONU setinin parçasıdır (sürüm: 2026.09.1 (22.09.2026)). Resmî bir Bakanlık belgesi değildir; okulun şartlarına ve toplantıda gerçekten görüşülen hususlara göre uyarlanır. Metindeki mevzuat atıfları 28.08.2026 tarihi itibarıyla yürürlükteki hükümlere göre yazılmıştır; kullanmadan önce güncelliği kontrol ediniz. Lisans: CC BY 4.0 — kaynak gösterilerek kullanılabilir ve uyarlanabilir.</w:t>
             </w:r>
           </w:p>
           <w:p>
@@ -17133,9 +17133,27 @@
               <w:rPr>
                 <w:b w:val="0"/>
                 <w:i w:val="0"/>
-                <w:sz w:val="18"/>
-              </w:rPr>
-              <w:t>Bahçe (iki nöbetçi) · Giriş kat · Bodrum kat · 1., 2., 3. ve 4. kat (her birine bir nöbetçi); hafta içi 13.00-17.00 arası kurs nöbetçisi</w:t>
+                <w:color w:val="C00000"/>
+                <w:sz w:val="18"/>
+              </w:rPr>
+              <w:t>[nöbet yerleri ve her birine düşen nöbetçi sayısı: … ]</w:t>
+            </w:r>
+            <w:r>
+              <w:rPr>
+                <w:b w:val="0"/>
+                <w:i w:val="0"/>
+                <w:sz w:val="18"/>
+              </w:rPr>
+              <w:t xml:space="preserve">; kurs ve etüt saatlerinde </w:t>
+            </w:r>
+            <w:r>
+              <w:rPr>
+                <w:b w:val="0"/>
+                <w:i w:val="0"/>
+                <w:color w:val="C00000"/>
+                <w:sz w:val="18"/>
+              </w:rPr>
+              <w:t>[…………………………………………]</w:t>
             </w:r>
           </w:p>
         </w:tc>
@@ -17167,9 +17185,18 @@
               <w:rPr>
                 <w:b w:val="0"/>
                 <w:i w:val="0"/>
-                <w:sz w:val="18"/>
-              </w:rPr>
-              <w:t>Ayda bir; çizelge aylık düzenlenir ve her ayın başlangıcından önce müdür onayına sunulur</w:t>
+                <w:color w:val="C00000"/>
+                <w:sz w:val="18"/>
+              </w:rPr>
+              <w:t>[……………………]</w:t>
+            </w:r>
+            <w:r>
+              <w:rPr>
+                <w:b w:val="0"/>
+                <w:i w:val="0"/>
+                <w:sz w:val="18"/>
+              </w:rPr>
+              <w:t xml:space="preserve"> dönemlerle; çizelge aylık düzenlenir ve her ayın başlangıcından önce müdür onayına sunulur</w:t>
             </w:r>
           </w:p>
         </w:tc>
@@ -17187,7 +17214,7 @@
                 <w:i w:val="0"/>
                 <w:sz w:val="18"/>
               </w:rPr>
-              <w:t>Kantin nöbeti</w:t>
+              <w:t>Kantin gözetimi</w:t>
             </w:r>
           </w:p>
         </w:tc>
@@ -17201,9 +17228,10 @@
               <w:rPr>
                 <w:b w:val="0"/>
                 <w:i w:val="0"/>
-                <w:sz w:val="18"/>
-              </w:rPr>
-              <w:t>Ayrı kantin nöbeti tutulmaz; kantin giriş katta olduğundan gözetimi giriş kat nöbetçisine aittir</w:t>
+                <w:color w:val="C00000"/>
+                <w:sz w:val="18"/>
+              </w:rPr>
+              <w:t>[…………………………………………]</w:t>
             </w:r>
           </w:p>
         </w:tc>
@@ -17221,7 +17249,7 @@
                 <w:i w:val="0"/>
                 <w:sz w:val="18"/>
               </w:rPr>
-              <w:t>Devre saatleri</w:t>
+              <w:t>Ders saatleri</w:t>
             </w:r>
           </w:p>
         </w:tc>
@@ -17307,7 +17335,7 @@
                 <w:i w:val="0"/>
                 <w:sz w:val="18"/>
               </w:rPr>
-              <w:t>Bodrum kat alanlarının adı</w:t>
+              <w:t>Öğrenci nöbeti</w:t>
             </w:r>
           </w:p>
         </w:tc>
@@ -17324,41 +17352,32 @@
                 <w:color w:val="C00000"/>
                 <w:sz w:val="18"/>
               </w:rPr>
+              <w:t>[öğrenci nöbet yerleri ve her birine düşen öğrenci sayısı: … ]</w:t>
+            </w:r>
+            <w:r>
+              <w:rPr>
+                <w:b w:val="0"/>
+                <w:i w:val="0"/>
+                <w:sz w:val="18"/>
+              </w:rPr>
+              <w:t xml:space="preserve">; varsa kütüphane nöbeti </w:t>
+            </w:r>
+            <w:r>
+              <w:rPr>
+                <w:b w:val="0"/>
+                <w:i w:val="0"/>
+                <w:color w:val="C00000"/>
+                <w:sz w:val="18"/>
+              </w:rPr>
               <w:t>[…………………………………………]</w:t>
             </w:r>
-          </w:p>
-        </w:tc>
-      </w:tr>
-      <w:tr>
-        <w:tc>
-          <w:tcPr>
-            <w:tcW w:w="2608" w:type="dxa"/>
-          </w:tcPr>
-          <w:p>
-            <w:r/>
-            <w:r>
-              <w:rPr>
-                <w:b w:val="0"/>
-                <w:i w:val="0"/>
-                <w:sz w:val="18"/>
-              </w:rPr>
-              <w:t>Öğrenci nöbeti</w:t>
-            </w:r>
-          </w:p>
-        </w:tc>
-        <w:tc>
-          <w:tcPr>
-            <w:tcW w:w="7483" w:type="dxa"/>
-          </w:tcPr>
-          <w:p>
-            <w:r/>
-            <w:r>
-              <w:rPr>
-                <w:b w:val="0"/>
-                <w:i w:val="0"/>
-                <w:sz w:val="18"/>
-              </w:rPr>
-              <w:t>Güvenlik (iki öğrenci) ile 1., 2., 3. ve 4. kat (her birine bir öğrenci); ayrıca kütüphane nöbeti ilgili kulüpçe belirlenir ve aylık çizelgesi müdür onayına sunulur</w:t>
+            <w:r>
+              <w:rPr>
+                <w:b w:val="0"/>
+                <w:i w:val="0"/>
+                <w:sz w:val="18"/>
+              </w:rPr>
+              <w:t xml:space="preserve"> tarafından belirlenir ve aylık çizelgesi müdür onayına sunulur</w:t>
             </w:r>
           </w:p>
         </w:tc>
